--- a/ru/wisdom-stories/knowing-what-you-know.docx
+++ b/ru/wisdom-stories/knowing-what-you-know.docx
@@ -94,7 +94,7 @@
           <w:bCs/>
           <w:lang/>
         </w:rPr>
-        <w:t>Мораль: Мудрость начинается с понимания того, что ты знаешь, а чего не знаешь. Помогай желающему учиться, поддерживай того, кто не замечает собственных знаний, остерегайся уверенного в своём невежестве и учись у того, кто действительно понимает.</w:t>
+        <w:t>Мораль: Мудрость начинается с понимания того, что ты знаешь, а чего не знаешь. Помогай желающему учиться, поддерживай того, кто не замечает собственных знаний, остерегайся невежды, уверенного в своей правоте, и учись у того, кто действительно понимает.</w:t>
       </w:r>
     </w:p>
     <w:p>
